--- a/Microsoft Purview Integration with Microsoft Fabric.docx
+++ b/Microsoft Purview Integration with Microsoft Fabric.docx
@@ -60,7 +60,7 @@
         <w:t>Microsoft Purview Information Protection</w:t>
       </w:r>
       <w:r>
-        <w:t xml:space="preserve"> - allows you to discover, classify, and protect Fabric data using sensitivity labels from Microsoft Purview Information Protection</w:t>
+        <w:t xml:space="preserve"> - allows you to discover, classify, and protect Fabric data using sensitivity labels from Microsoft Purview Information Protection. Sensitivity labels can be set on all Fabric items, and access to Fabric items can be controlled using sensitivity labels with protection policies</w:t>
       </w:r>
     </w:p>
     <w:p>
@@ -78,15 +78,7 @@
         <w:t>Microsoft Purview Data Loss Prevention (DLP)</w:t>
       </w:r>
       <w:r>
-        <w:t xml:space="preserve"> - DLP policies are currently supported </w:t>
-      </w:r>
-      <w:proofErr w:type="gramStart"/>
-      <w:r>
-        <w:t>in</w:t>
-      </w:r>
-      <w:proofErr w:type="gramEnd"/>
-      <w:r>
-        <w:t xml:space="preserve"> Fabric for Power BI semantic models only</w:t>
+        <w:t xml:space="preserve"> - DLP policies support structured data across Fabric, including semantic models, lakehouses, warehouses, KQL databases, mirrored databases, SQL databases, and Cosmos databases. Policies evaluate sensitivity labels and sensitive information types, notify users with policy tips, generate alerts for security admins, and can restrict access to sensitive items (the restrict access action is in preview)</w:t>
       </w:r>
     </w:p>
     <w:p>
@@ -109,6 +101,42 @@
     </w:p>
     <w:p>
       <w:pPr>
+        <w:numPr>
+          <w:ilvl w:val="0"/>
+          <w:numId w:val="1"/>
+        </w:numPr>
+      </w:pPr>
+      <w:r>
+        <w:rPr>
+          <w:b/>
+          <w:bCs/>
+        </w:rPr>
+        <w:t>Microsoft Purview Insider Risk Management (IRM)</w:t>
+      </w:r>
+      <w:r>
+        <w:t xml:space="preserve"> - IRM policies include ready-to-use risk indicators for Microsoft Fabric, such as Power BI and lakehouse activities, that help detect potential data theft or data leakage involving Fabric and Power BI assets</w:t>
+      </w:r>
+    </w:p>
+    <w:p>
+      <w:pPr>
+        <w:numPr>
+          <w:ilvl w:val="0"/>
+          <w:numId w:val="1"/>
+        </w:numPr>
+      </w:pPr>
+      <w:r>
+        <w:rPr>
+          <w:b/>
+          <w:bCs/>
+        </w:rPr>
+        <w:t>Microsoft Purview governance for Fabric Copilots and agents</w:t>
+      </w:r>
+      <w:r>
+        <w:t xml:space="preserve"> - Purview provides governance and risk controls for Fabric Copilots and agents, including risk discovery in prompts and responses, audit coverage for AI interactions, and retention and eDiscovery applicability to AI-generated content</w:t>
+      </w:r>
+    </w:p>
+    <w:p>
+      <w:pPr>
         <w:rPr>
           <w:b/>
           <w:bCs/>
@@ -154,7 +182,7 @@
     </w:p>
     <w:p>
       <w:r>
-        <w:t>Microsoft Purview hub is a centralized place in Fabric that helps Fabric administrators manage and govern their organization's Fabric data estate</w:t>
+        <w:t>The Microsoft Purview hub is a centralized place in Fabric that helps Fabric administrators manage and govern their organization's Fabric data estate. The governance and security insights previously surfaced in the Purview hub are now also available on the Govern tab of the OneLake catalog, which provides a centralized view of your Fabric data and its governance state directly within Fabric</w:t>
       </w:r>
     </w:p>
     <w:p>
@@ -231,15 +259,7 @@
         </w:numPr>
       </w:pPr>
       <w:r>
-        <w:t xml:space="preserve">Build separate databases for development and testing </w:t>
-      </w:r>
-      <w:proofErr w:type="gramStart"/>
-      <w:r>
-        <w:t>in order to</w:t>
-      </w:r>
-      <w:proofErr w:type="gramEnd"/>
-      <w:r>
-        <w:t xml:space="preserve"> protect production data and not overload the development database with the entire volume of production data</w:t>
+        <w:t xml:space="preserve">Build separate databases for development and testing in order to protect production data and not overload the development database with the entire volume of production data</w:t>
       </w:r>
     </w:p>
     <w:p>
@@ -251,15 +271,7 @@
       </w:pPr>
       <w:r>
         <w:lastRenderedPageBreak/>
-        <w:t xml:space="preserve">For development purposes, </w:t>
-      </w:r>
-      <w:proofErr w:type="gramStart"/>
-      <w:r>
-        <w:t>a best</w:t>
-      </w:r>
-      <w:proofErr w:type="gramEnd"/>
-      <w:r>
-        <w:t xml:space="preserve"> practice is to have isolated workspaces per developer, so that they can work on their own without interfering with the shared workspace</w:t>
+        <w:t xml:space="preserve">For development purposes, a best practice is to have isolated workspaces per developer, so that they can work on their own without interfering with the shared workspace</w:t>
       </w:r>
     </w:p>
     <w:p>
@@ -290,15 +302,7 @@
         <w:t>──</w:t>
       </w:r>
       <w:r>
-        <w:t xml:space="preserve"> Dev-</w:t>
-      </w:r>
-      <w:proofErr w:type="spellStart"/>
-      <w:r>
-        <w:t>DataEngineering</w:t>
-      </w:r>
-      <w:proofErr w:type="spellEnd"/>
-      <w:r>
-        <w:t>-WS</w:t>
+        <w:t xml:space="preserve"> Dev-DataEngineering-WS</w:t>
       </w:r>
     </w:p>
     <w:p>
@@ -343,15 +347,7 @@
         <w:t>──</w:t>
       </w:r>
       <w:r>
-        <w:t xml:space="preserve"> Test-</w:t>
-      </w:r>
-      <w:proofErr w:type="spellStart"/>
-      <w:r>
-        <w:t>DataEngineering</w:t>
-      </w:r>
-      <w:proofErr w:type="spellEnd"/>
-      <w:r>
-        <w:t>-WS</w:t>
+        <w:t xml:space="preserve"> Test-DataEngineering-WS</w:t>
       </w:r>
     </w:p>
     <w:p>
@@ -379,15 +375,7 @@
         <w:t>──</w:t>
       </w:r>
       <w:r>
-        <w:t xml:space="preserve"> Prod-</w:t>
-      </w:r>
-      <w:proofErr w:type="spellStart"/>
-      <w:r>
-        <w:t>DataEngineering</w:t>
-      </w:r>
-      <w:proofErr w:type="spellEnd"/>
-      <w:r>
-        <w:t>-WS</w:t>
+        <w:t xml:space="preserve"> Prod-DataEngineering-WS</w:t>
       </w:r>
     </w:p>
     <w:p>
@@ -471,7 +459,7 @@
         </w:numPr>
       </w:pPr>
       <w:r>
-        <w:t>Access Microsoft Purview compliance portal → Information Protection → Sensitivity labels</w:t>
+        <w:t>Access the Microsoft Purview portal (purview.microsoft.com) → Information Protection → Sensitivity labels (the classic Microsoft Purview compliance portal has been retired)</w:t>
       </w:r>
     </w:p>
     <w:p>
@@ -494,7 +482,7 @@
       </w:pPr>
       <w:r>
         <w:lastRenderedPageBreak/>
-        <w:t>Sensitivity labels from Purview Information Protection provide a simple way for your users to classify critical content in Power BI without compromising productivity or the ability to collaborate</w:t>
+        <w:t>Sensitivity labels from Purview Information Protection provide a simple way for your users to classify critical content across Fabric and Power BI items without compromising productivity or the ability to collaborate</w:t>
       </w:r>
     </w:p>
     <w:p>
@@ -518,7 +506,7 @@
           <w:b/>
           <w:bCs/>
         </w:rPr>
-        <w:t>For Power BI Semantic Models:</w:t>
+        <w:t>For Fabric Items and Power BI Semantic Models:</w:t>
       </w:r>
     </w:p>
     <w:p>
@@ -529,7 +517,7 @@
         </w:numPr>
       </w:pPr>
       <w:r>
-        <w:t>A DLP policy for Power BI is set up in the Microsoft Purview compliance portal. It can detect sensitive data in a semantic model that's been published to a Premium workspace in the Power BI service</w:t>
+        <w:t>A DLP policy for Fabric and Power BI is set up in the Microsoft Purview portal. In addition to Power BI semantic models, DLP policies can detect sensitive data in Fabric items such as lakehouses, warehouses, KQL databases, mirrored databases, SQL databases, and Cosmos databases, and can detect the upload of sensitive data into OneLake. Note that Power BI Premium per-capacity (P SKU) subscriptions are being retired; new deployments should use Fabric capacity (F SKU) subscriptions</w:t>
       </w:r>
     </w:p>
     <w:p>
@@ -551,7 +539,7 @@
         </w:numPr>
       </w:pPr>
       <w:r>
-        <w:t>When a DLP policy for Power BI detects a sensitive dataset, a policy tip can be attached to the dataset in the Power BI service</w:t>
+        <w:t>When a DLP policy detects a sensitive semantic model or Fabric item, a policy tip can be attached to the item, an alert can be generated for security admins, and (in preview) access to the item can be restricted</w:t>
       </w:r>
     </w:p>
     <w:p>
@@ -585,13 +573,8 @@
           <w:numId w:val="6"/>
         </w:numPr>
       </w:pPr>
-      <w:proofErr w:type="gramStart"/>
-      <w:r>
-        <w:t>Restrict to</w:t>
-      </w:r>
-      <w:proofErr w:type="gramEnd"/>
-      <w:r>
-        <w:t xml:space="preserve"> data engineers and developers only</w:t>
+      <w:r>
+        <w:t xml:space="preserve">Restrict to data engineers and developers only</w:t>
       </w:r>
     </w:p>
     <w:p>
@@ -1250,15 +1233,7 @@
         </w:numPr>
       </w:pPr>
       <w:r>
-        <w:t xml:space="preserve">Data owners can apply a sensitivity label to a </w:t>
-      </w:r>
-      <w:proofErr w:type="spellStart"/>
-      <w:r>
-        <w:t>lakehouse</w:t>
-      </w:r>
-      <w:proofErr w:type="spellEnd"/>
-      <w:r>
-        <w:t xml:space="preserve"> or any other Fabric item, and the label will flow with the data to all downstream items in Fabric</w:t>
+        <w:t xml:space="preserve">Data owners can apply a sensitivity label to a lakehouse or any other Fabric item, and the label will flow with the data to all downstream items in Fabric</w:t>
       </w:r>
     </w:p>
     <w:p>
@@ -1280,7 +1255,7 @@
         </w:numPr>
       </w:pPr>
       <w:r>
-        <w:t>Power BI datasets that connect to sensitivity-labeled data in Azure Synapse Analytics Azure SQL Database and Excel files stored in OneDrive or SharePoint Online can automatically inherit those labels</w:t>
+        <w:t>Power BI semantic models that connect to sensitivity-labeled data in Azure Synapse Analytics, Azure SQL Database, and Excel files stored in OneDrive or SharePoint Online can automatically inherit those labels. Inheritance from data sources is currently supported for Power BI semantic models only</w:t>
       </w:r>
     </w:p>
     <w:p>
@@ -1306,23 +1281,7 @@
         </w:numPr>
       </w:pPr>
       <w:r>
-        <w:t xml:space="preserve">When a user doesn't have sufficient </w:t>
-      </w:r>
-      <w:proofErr w:type="gramStart"/>
-      <w:r>
-        <w:t>permissions</w:t>
-      </w:r>
-      <w:proofErr w:type="gramEnd"/>
-      <w:r>
-        <w:t xml:space="preserve"> according to the encryption settings of the sensitivity label on the .</w:t>
-      </w:r>
-      <w:proofErr w:type="spellStart"/>
-      <w:r>
-        <w:t>pbix</w:t>
-      </w:r>
-      <w:proofErr w:type="spellEnd"/>
-      <w:r>
-        <w:t xml:space="preserve"> file, they won't be able to open the file</w:t>
+        <w:t xml:space="preserve">When a user doesn't have sufficient permissions according to the encryption settings of the sensitivity label on the .pbix file, they won't be able to open the file</w:t>
       </w:r>
     </w:p>
     <w:p>
@@ -1539,7 +1498,7 @@
     </w:p>
     <w:p>
       <w:r>
-        <w:t>Use the Purview hub insights to monitor:</w:t>
+        <w:t>Use the OneLake catalog Govern tab and Purview hub insights to monitor:</w:t>
       </w:r>
     </w:p>
     <w:p>
@@ -1673,15 +1632,7 @@
         </w:numPr>
       </w:pPr>
       <w:r>
-        <w:t xml:space="preserve">In Fabric, all data that is stored in </w:t>
-      </w:r>
-      <w:proofErr w:type="spellStart"/>
-      <w:r>
-        <w:t>OneLake</w:t>
-      </w:r>
-      <w:proofErr w:type="spellEnd"/>
-      <w:r>
-        <w:t xml:space="preserve"> is encrypted at rest</w:t>
+        <w:t xml:space="preserve">In Fabric, all data that is stored in OneLake is encrypted at rest</w:t>
       </w:r>
     </w:p>
     <w:p>
@@ -1692,15 +1643,7 @@
         </w:numPr>
       </w:pPr>
       <w:r>
-        <w:t xml:space="preserve">Customer-managed keys (CMK) </w:t>
-      </w:r>
-      <w:proofErr w:type="gramStart"/>
-      <w:r>
-        <w:t>allows</w:t>
-      </w:r>
-      <w:proofErr w:type="gramEnd"/>
-      <w:r>
-        <w:t xml:space="preserve"> you to encrypt data at-rest using your own keys</w:t>
+        <w:t xml:space="preserve">Customer-managed keys (CMK) allows you to encrypt data at-rest using your own keys</w:t>
       </w:r>
     </w:p>
     <w:p>
@@ -1737,15 +1680,7 @@
         </w:numPr>
       </w:pPr>
       <w:r>
-        <w:t xml:space="preserve">Customers can also create </w:t>
-      </w:r>
-      <w:proofErr w:type="gramStart"/>
-      <w:r>
-        <w:t>Multi-Geo</w:t>
-      </w:r>
-      <w:proofErr w:type="gramEnd"/>
-      <w:r>
-        <w:t xml:space="preserve"> capacities located in geographies (geos) other than their home region</w:t>
+        <w:t xml:space="preserve">Customers can also create Multi-Geo capacities located in geographies (geos) other than their home region</w:t>
       </w:r>
     </w:p>
     <w:p>
